--- a/11-服务台/word/11-01服务台管理制度.docx
+++ b/11-服务台/word/11-01服务台管理制度.docx
@@ -26,7 +26,7 @@
           <w:sz w:val="52"/>
           <w:szCs w:val="52"/>
         </w:rPr>
-        <w:t>青岛九邮信息技术有限公司</w:t>
+        <w:t>南京航之舟数字科技有限公司</w:t>
       </w:r>
     </w:p>
     <w:p>
@@ -43,15 +43,6 @@
         <w:rPr>
           <w:rFonts w:hint="eastAsia" w:ascii="宋体" w:hAnsi="宋体"/>
           <w:b/>
-          <w:sz w:val="48"/>
-          <w:szCs w:val="52"/>
-        </w:rPr>
-        <w:t xml:space="preserve">  </w:t>
-      </w:r>
-      <w:r>
-        <w:rPr>
-          <w:rFonts w:hint="eastAsia" w:ascii="宋体" w:hAnsi="宋体"/>
-          <w:b/>
           <w:sz w:val="52"/>
         </w:rPr>
         <w:t>服务台管理制度</w:t>
@@ -102,15 +93,6 @@
         </w:rPr>
       </w:pPr>
     </w:p>
-    <w:p/>
-    <w:p/>
-    <w:p/>
-    <w:p/>
-    <w:p/>
-    <w:p/>
-    <w:p/>
-    <w:p/>
-    <w:p/>
     <w:p/>
     <w:p/>
     <w:p/>
@@ -291,7 +273,7 @@
                 <w:rFonts w:hint="eastAsia" w:ascii="微软雅黑" w:hAnsi="微软雅黑" w:eastAsia="微软雅黑"/>
                 <w:szCs w:val="21"/>
               </w:rPr>
-              <w:t>孙元朝</w:t>
+              <w:t>陈潮华</w:t>
             </w:r>
           </w:p>
         </w:tc>
@@ -359,7 +341,7 @@
                 <w:rFonts w:hint="eastAsia" w:ascii="微软雅黑" w:hAnsi="微软雅黑" w:eastAsia="微软雅黑"/>
                 <w:szCs w:val="21"/>
               </w:rPr>
-              <w:t>2019年</w:t>
+              <w:t>2025年</w:t>
             </w:r>
             <w:r>
               <w:rPr>
@@ -367,7 +349,7 @@
                 <w:szCs w:val="21"/>
                 <w:lang w:val="en-US" w:eastAsia="zh-CN"/>
               </w:rPr>
-              <w:t>8</w:t>
+              <w:t>2</w:t>
             </w:r>
             <w:r>
               <w:rPr>
@@ -713,7 +695,7 @@
               <w:rPr>
                 <w:rFonts w:hint="eastAsia" w:ascii="宋体" w:hAnsi="宋体" w:cs="宋体"/>
               </w:rPr>
-              <w:t>2019.1.1</w:t>
+              <w:t>2025.1.1</w:t>
             </w:r>
           </w:p>
         </w:tc>
@@ -743,7 +725,7 @@
                 <w:rFonts w:hint="eastAsia" w:ascii="宋体" w:hAnsi="宋体" w:cs="宋体"/>
                 <w:lang w:val="en-US" w:eastAsia="zh-CN"/>
               </w:rPr>
-              <w:t>/2018.12.9</w:t>
+              <w:t>/2025.1.1</w:t>
             </w:r>
           </w:p>
         </w:tc>
@@ -772,7 +754,7 @@
                 <w:rFonts w:hint="eastAsia" w:ascii="宋体" w:hAnsi="宋体" w:cs="宋体"/>
                 <w:lang w:val="en-US" w:eastAsia="zh-CN"/>
               </w:rPr>
-              <w:t>/2018.12.25</w:t>
+              <w:t>/2025.1.1</w:t>
             </w:r>
           </w:p>
         </w:tc>
@@ -794,7 +776,7 @@
                 <w:rFonts w:hint="eastAsia" w:ascii="宋体" w:hAnsi="宋体" w:cs="宋体"/>
                 <w:lang w:val="en-US" w:eastAsia="zh-CN"/>
               </w:rPr>
-              <w:t>孙元朝/2019.1.1</w:t>
+              <w:t>陈潮华/2025.1.1</w:t>
             </w:r>
           </w:p>
         </w:tc>
@@ -878,14 +860,14 @@
               <w:rPr>
                 <w:rFonts w:hint="eastAsia" w:ascii="宋体" w:hAnsi="宋体" w:cs="宋体"/>
               </w:rPr>
-              <w:t>20</w:t>
+              <w:t>2025</w:t>
             </w:r>
             <w:r>
               <w:rPr>
                 <w:rFonts w:hint="eastAsia" w:ascii="宋体" w:hAnsi="宋体" w:cs="宋体"/>
                 <w:lang w:val="en-US" w:eastAsia="zh-CN"/>
               </w:rPr>
-              <w:t>19.8.20</w:t>
+              <w:t>.2.20</w:t>
             </w:r>
           </w:p>
         </w:tc>
@@ -915,7 +897,7 @@
                 <w:rFonts w:hint="eastAsia" w:ascii="宋体" w:hAnsi="宋体" w:cs="宋体"/>
                 <w:lang w:val="en-US" w:eastAsia="zh-CN"/>
               </w:rPr>
-              <w:t>/2019.8.19</w:t>
+              <w:t>/2025.2.19</w:t>
             </w:r>
           </w:p>
         </w:tc>
@@ -944,7 +926,7 @@
                 <w:rFonts w:hint="eastAsia" w:ascii="宋体" w:hAnsi="宋体" w:cs="宋体"/>
                 <w:lang w:val="en-US" w:eastAsia="zh-CN"/>
               </w:rPr>
-              <w:t>/2019.8.19</w:t>
+              <w:t>/2025.2.19</w:t>
             </w:r>
           </w:p>
         </w:tc>
@@ -966,7 +948,7 @@
                 <w:rFonts w:hint="eastAsia" w:ascii="宋体" w:hAnsi="宋体" w:cs="宋体"/>
                 <w:lang w:val="en-US" w:eastAsia="zh-CN"/>
               </w:rPr>
-              <w:t>孙元朝/2019.8.20</w:t>
+              <w:t>陈潮华/2025.2.20</w:t>
             </w:r>
           </w:p>
         </w:tc>
@@ -2047,8 +2029,8 @@
     <w:p>
       <w:pPr>
         <w:sectPr>
-          <w:headerReference r:id="rId4" w:type="first"/>
-          <w:headerReference r:id="rId3" w:type="default"/>
+          <w:headerReference r:id="rId6" w:type="first"/>
+          <w:headerReference r:id="rId5" w:type="default"/>
           <w:pgSz w:w="11906" w:h="16838"/>
           <w:pgMar w:top="1440" w:right="1797" w:bottom="1440" w:left="1797" w:header="851" w:footer="992" w:gutter="0"/>
           <w:cols w:space="425" w:num="1"/>
@@ -2109,8 +2091,6 @@
         </w:rPr>
         <w:t>1编写目的</w:t>
       </w:r>
-      <w:bookmarkStart w:id="56" w:name="_GoBack"/>
-      <w:bookmarkEnd w:id="56"/>
       <w:r>
         <w:tab/>
       </w:r>
@@ -2764,11 +2744,11 @@
           <w:szCs w:val="28"/>
         </w:rPr>
       </w:pPr>
-      <w:bookmarkStart w:id="0" w:name="_Toc493519281"/>
+      <w:bookmarkStart w:id="0" w:name="_Toc390859467"/>
       <w:bookmarkStart w:id="1" w:name="_Toc394997951"/>
-      <w:bookmarkStart w:id="2" w:name="_Toc471997062"/>
-      <w:bookmarkStart w:id="3" w:name="_Toc390859467"/>
-      <w:bookmarkStart w:id="4" w:name="_Toc396399756"/>
+      <w:bookmarkStart w:id="2" w:name="_Toc396399756"/>
+      <w:bookmarkStart w:id="3" w:name="_Toc493519281"/>
+      <w:bookmarkStart w:id="4" w:name="_Toc471997062"/>
       <w:r>
         <w:rPr>
           <w:rFonts w:hint="eastAsia" w:asciiTheme="minorEastAsia" w:hAnsiTheme="minorEastAsia" w:eastAsiaTheme="minorEastAsia"/>
@@ -2819,7 +2799,7 @@
           <w:rFonts w:hint="eastAsia" w:ascii="宋体" w:hAnsi="宋体" w:cs="Arial"/>
           <w:sz w:val="24"/>
         </w:rPr>
-        <w:t>化管理青岛九邮信息技术有限公司（以下简称：青岛九邮）在IT运维服务业务中所承担运维项目的运维团队。</w:t>
+        <w:t>化管理南京航之舟数字科技有限公司（以下简称：青岛航之舟）在IT运维服务业务中所承担运维项目的运维团队。</w:t>
       </w:r>
       <w:r>
         <w:rPr>
@@ -2866,11 +2846,11 @@
           <w:szCs w:val="28"/>
         </w:rPr>
       </w:pPr>
-      <w:bookmarkStart w:id="5" w:name="_Toc390859468"/>
-      <w:bookmarkStart w:id="6" w:name="_Toc394997952"/>
-      <w:bookmarkStart w:id="7" w:name="_Toc471997063"/>
-      <w:bookmarkStart w:id="8" w:name="_Toc493519282"/>
-      <w:bookmarkStart w:id="9" w:name="_Toc396399757"/>
+      <w:bookmarkStart w:id="5" w:name="_Toc394997952"/>
+      <w:bookmarkStart w:id="6" w:name="_Toc471997063"/>
+      <w:bookmarkStart w:id="7" w:name="_Toc493519282"/>
+      <w:bookmarkStart w:id="8" w:name="_Toc396399757"/>
+      <w:bookmarkStart w:id="9" w:name="_Toc390859468"/>
       <w:r>
         <w:rPr>
           <w:rFonts w:hint="eastAsia" w:asciiTheme="minorEastAsia" w:hAnsiTheme="minorEastAsia" w:eastAsiaTheme="minorEastAsia"/>
@@ -3019,8 +2999,8 @@
           <w:szCs w:val="28"/>
         </w:rPr>
       </w:pPr>
-      <w:bookmarkStart w:id="10" w:name="_Toc493519283"/>
-      <w:bookmarkStart w:id="11" w:name="_Toc471997064"/>
+      <w:bookmarkStart w:id="10" w:name="_Toc471997064"/>
+      <w:bookmarkStart w:id="11" w:name="_Toc493519283"/>
       <w:r>
         <w:rPr>
           <w:rFonts w:hint="eastAsia"/>
@@ -3088,21 +3068,10 @@
           <w:rFonts w:hint="eastAsia" w:ascii="宋体" w:hAnsi="宋体"/>
           <w:sz w:val="24"/>
         </w:rPr>
-        <w:t>客服热线：0</w:t>
-      </w:r>
-      <w:r>
-        <w:rPr>
-          <w:rFonts w:ascii="宋体" w:hAnsi="宋体"/>
-          <w:sz w:val="24"/>
-        </w:rPr>
-        <w:t>532</w:t>
-      </w:r>
-      <w:r>
-        <w:rPr>
-          <w:rFonts w:hint="eastAsia" w:ascii="宋体" w:hAnsi="宋体"/>
-          <w:sz w:val="24"/>
-        </w:rPr>
-        <w:t>-80991200</w:t>
+        <w:t>客服热线：</w:t>
+      </w:r>
+      <w:r>
+        <w:t>15951768341</w:t>
       </w:r>
     </w:p>
     <w:p>
@@ -3126,7 +3095,10 @@
           <w:rFonts w:hint="eastAsia" w:ascii="宋体" w:hAnsi="宋体"/>
           <w:sz w:val="24"/>
         </w:rPr>
-        <w:t>运维部经理电话：18561739923</w:t>
+        <w:t>运维部经理电话：</w:t>
+      </w:r>
+      <w:r>
+        <w:t>15951768341</w:t>
       </w:r>
     </w:p>
     <w:p>
@@ -3162,11 +3134,11 @@
           <w:szCs w:val="28"/>
         </w:rPr>
       </w:pPr>
-      <w:bookmarkStart w:id="12" w:name="_Toc394997953"/>
-      <w:bookmarkStart w:id="13" w:name="_Toc493519284"/>
-      <w:bookmarkStart w:id="14" w:name="_Toc390859469"/>
-      <w:bookmarkStart w:id="15" w:name="_Toc471997065"/>
-      <w:bookmarkStart w:id="16" w:name="_Toc396399758"/>
+      <w:bookmarkStart w:id="12" w:name="_Toc471997065"/>
+      <w:bookmarkStart w:id="13" w:name="_Toc396399758"/>
+      <w:bookmarkStart w:id="14" w:name="_Toc394997953"/>
+      <w:bookmarkStart w:id="15" w:name="_Toc390859469"/>
+      <w:bookmarkStart w:id="16" w:name="_Toc493519284"/>
       <w:r>
         <w:rPr>
           <w:rFonts w:hint="eastAsia" w:asciiTheme="minorEastAsia" w:hAnsiTheme="minorEastAsia" w:eastAsiaTheme="minorEastAsia"/>
@@ -3300,11 +3272,11 @@
           <w:szCs w:val="28"/>
         </w:rPr>
       </w:pPr>
-      <w:bookmarkStart w:id="17" w:name="_Toc394997954"/>
+      <w:bookmarkStart w:id="17" w:name="_Toc396399759"/>
       <w:bookmarkStart w:id="18" w:name="_Toc390859470"/>
-      <w:bookmarkStart w:id="19" w:name="_Toc493519285"/>
-      <w:bookmarkStart w:id="20" w:name="_Toc396399759"/>
-      <w:bookmarkStart w:id="21" w:name="_Toc471997066"/>
+      <w:bookmarkStart w:id="19" w:name="_Toc471997066"/>
+      <w:bookmarkStart w:id="20" w:name="_Toc493519285"/>
+      <w:bookmarkStart w:id="21" w:name="_Toc394997954"/>
       <w:r>
         <w:rPr>
           <w:rFonts w:hint="eastAsia" w:asciiTheme="minorEastAsia" w:hAnsiTheme="minorEastAsia" w:eastAsiaTheme="minorEastAsia"/>
@@ -3323,10 +3295,10 @@
       <w:pPr>
         <w:pStyle w:val="3"/>
       </w:pPr>
-      <w:bookmarkStart w:id="22" w:name="_Toc396399761"/>
+      <w:bookmarkStart w:id="22" w:name="_Toc493519286"/>
       <w:bookmarkStart w:id="23" w:name="_Toc394997956"/>
-      <w:bookmarkStart w:id="24" w:name="_Toc493519286"/>
-      <w:bookmarkStart w:id="25" w:name="_Toc471997067"/>
+      <w:bookmarkStart w:id="24" w:name="_Toc471997067"/>
+      <w:bookmarkStart w:id="25" w:name="_Toc396399761"/>
       <w:r>
         <w:rPr>
           <w:rFonts w:hint="eastAsia"/>
@@ -3651,9 +3623,9 @@
         <w:pStyle w:val="3"/>
       </w:pPr>
       <w:bookmarkStart w:id="26" w:name="_Toc493519287"/>
-      <w:bookmarkStart w:id="27" w:name="_Toc471997068"/>
-      <w:bookmarkStart w:id="28" w:name="_Toc396399762"/>
-      <w:bookmarkStart w:id="29" w:name="_Toc394997957"/>
+      <w:bookmarkStart w:id="27" w:name="_Toc394997957"/>
+      <w:bookmarkStart w:id="28" w:name="_Toc471997068"/>
+      <w:bookmarkStart w:id="29" w:name="_Toc396399762"/>
       <w:r>
         <w:rPr>
           <w:rFonts w:hint="eastAsia"/>
@@ -3977,10 +3949,10 @@
           <w:szCs w:val="28"/>
         </w:rPr>
       </w:pPr>
-      <w:bookmarkStart w:id="30" w:name="_Toc394997958"/>
-      <w:bookmarkStart w:id="31" w:name="_Toc390859472"/>
-      <w:bookmarkStart w:id="32" w:name="_Toc396399763"/>
-      <w:bookmarkStart w:id="33" w:name="_Toc471997069"/>
+      <w:bookmarkStart w:id="30" w:name="_Toc396399763"/>
+      <w:bookmarkStart w:id="31" w:name="_Toc471997069"/>
+      <w:bookmarkStart w:id="32" w:name="_Toc390859472"/>
+      <w:bookmarkStart w:id="33" w:name="_Toc394997958"/>
       <w:bookmarkStart w:id="34" w:name="_Toc493519288"/>
       <w:r>
         <w:rPr>
@@ -4250,9 +4222,9 @@
       </w:pPr>
       <w:bookmarkStart w:id="35" w:name="_Toc394997959"/>
       <w:bookmarkStart w:id="36" w:name="_Toc471997070"/>
-      <w:bookmarkStart w:id="37" w:name="_Toc390859473"/>
-      <w:bookmarkStart w:id="38" w:name="_Toc493519289"/>
-      <w:bookmarkStart w:id="39" w:name="_Toc396399764"/>
+      <w:bookmarkStart w:id="37" w:name="_Toc493519289"/>
+      <w:bookmarkStart w:id="38" w:name="_Toc396399764"/>
+      <w:bookmarkStart w:id="39" w:name="_Toc390859473"/>
       <w:r>
         <w:rPr>
           <w:rFonts w:hint="eastAsia"/>
@@ -4271,9 +4243,9 @@
       <w:pPr>
         <w:pStyle w:val="3"/>
       </w:pPr>
-      <w:bookmarkStart w:id="40" w:name="_Toc396399765"/>
+      <w:bookmarkStart w:id="40" w:name="_Toc493519290"/>
       <w:bookmarkStart w:id="41" w:name="_Toc471997071"/>
-      <w:bookmarkStart w:id="42" w:name="_Toc493519290"/>
+      <w:bookmarkStart w:id="42" w:name="_Toc396399765"/>
       <w:r>
         <w:rPr>
           <w:rFonts w:hint="eastAsia"/>
@@ -4291,9 +4263,9 @@
           <w:szCs w:val="28"/>
         </w:rPr>
       </w:pPr>
-      <w:bookmarkStart w:id="43" w:name="_Toc493519291"/>
-      <w:bookmarkStart w:id="44" w:name="_Toc471997072"/>
-      <w:bookmarkStart w:id="45" w:name="_Toc396399766"/>
+      <w:bookmarkStart w:id="43" w:name="_Toc396399766"/>
+      <w:bookmarkStart w:id="44" w:name="_Toc493519291"/>
+      <w:bookmarkStart w:id="45" w:name="_Toc471997072"/>
       <w:r>
         <w:rPr>
           <w:rFonts w:hint="eastAsia"/>
@@ -4330,115 +4302,6 @@
       <w:r>
         <w:object>
           <v:shape id="_x0000_i1025" o:spt="75" type="#_x0000_t75" style="height:462pt;width:360pt;" o:ole="t" filled="f" o:preferrelative="t" stroked="f" coordsize="21600,21600">
-            <v:path/>
-            <v:fill on="f" focussize="0,0"/>
-            <v:stroke on="f" joinstyle="miter"/>
-            <v:imagedata r:id="rId8" o:title=""/>
-            <o:lock v:ext="edit" aspectratio="t"/>
-            <w10:wrap type="none"/>
-            <w10:anchorlock/>
-          </v:shape>
-          <o:OLEObject Type="Embed" ProgID="Visio.Drawing.11" ShapeID="_x0000_i1025" DrawAspect="Content" ObjectID="_1468075725" r:id="rId7">
-            <o:LockedField>false</o:LockedField>
-          </o:OLEObject>
-        </w:object>
-      </w:r>
-    </w:p>
-    <w:p>
-      <w:pPr>
-        <w:spacing w:line="360" w:lineRule="auto"/>
-        <w:rPr>
-          <w:sz w:val="24"/>
-        </w:rPr>
-      </w:pPr>
-      <w:r>
-        <w:rPr>
-          <w:rFonts w:hint="eastAsia"/>
-          <w:sz w:val="24"/>
-        </w:rPr>
-        <w:t>（2）记录流程说明</w:t>
-      </w:r>
-    </w:p>
-    <w:p>
-      <w:pPr>
-        <w:spacing w:line="360" w:lineRule="auto"/>
-        <w:ind w:firstLine="480" w:firstLineChars="200"/>
-        <w:rPr>
-          <w:sz w:val="24"/>
-        </w:rPr>
-      </w:pPr>
-      <w:r>
-        <w:rPr>
-          <w:rFonts w:hint="eastAsia"/>
-          <w:sz w:val="24"/>
-        </w:rPr>
-        <w:t>用户递交——服务台值班人员对于用户递交的事件/服务请求都要创建事件/服务请求并进行记录，服务台能自行解决的事件/服务请求直接处理完毕并完成回访后即可关闭。</w:t>
-      </w:r>
-    </w:p>
-    <w:p>
-      <w:pPr>
-        <w:spacing w:line="360" w:lineRule="auto"/>
-        <w:ind w:firstLine="424" w:firstLineChars="177"/>
-        <w:rPr>
-          <w:sz w:val="24"/>
-        </w:rPr>
-      </w:pPr>
-      <w:r>
-        <w:rPr>
-          <w:rFonts w:hint="eastAsia"/>
-          <w:sz w:val="24"/>
-        </w:rPr>
-        <w:t>监控上报——项目值班人员通过监控工具发现异常，应立即创建事件并及时对事件进行处理，事件解决完毕后，将事件信息反馈到服务台，由服务台进行回访并关闭事件。如果事件不能立即解决，则将该事件记录到服务台，进行事件派发，直至事件解决完毕，关闭事件。</w:t>
-      </w:r>
-    </w:p>
-    <w:p>
-      <w:pPr>
-        <w:pStyle w:val="5"/>
-        <w:rPr>
-          <w:szCs w:val="28"/>
-        </w:rPr>
-      </w:pPr>
-      <w:bookmarkStart w:id="46" w:name="_Toc396399767"/>
-      <w:bookmarkStart w:id="47" w:name="_Toc493519292"/>
-      <w:bookmarkStart w:id="48" w:name="_Toc471997073"/>
-      <w:r>
-        <w:rPr>
-          <w:rFonts w:hint="eastAsia"/>
-          <w:szCs w:val="28"/>
-        </w:rPr>
-        <w:t>7.1.2事件/服务请求派发</w:t>
-      </w:r>
-      <w:bookmarkEnd w:id="46"/>
-      <w:bookmarkEnd w:id="47"/>
-      <w:bookmarkEnd w:id="48"/>
-    </w:p>
-    <w:p>
-      <w:pPr>
-        <w:spacing w:line="360" w:lineRule="auto"/>
-        <w:rPr>
-          <w:rFonts w:asciiTheme="minorEastAsia" w:hAnsiTheme="minorEastAsia" w:eastAsiaTheme="minorEastAsia"/>
-          <w:sz w:val="24"/>
-        </w:rPr>
-      </w:pPr>
-      <w:r>
-        <w:rPr>
-          <w:rFonts w:hint="eastAsia" w:asciiTheme="minorEastAsia" w:hAnsiTheme="minorEastAsia" w:eastAsiaTheme="minorEastAsia"/>
-          <w:sz w:val="24"/>
-        </w:rPr>
-        <w:t>（1）派发环节流程图</w:t>
-      </w:r>
-    </w:p>
-    <w:p>
-      <w:pPr>
-        <w:spacing w:line="360" w:lineRule="auto"/>
-        <w:rPr>
-          <w:rFonts w:asciiTheme="minorEastAsia" w:hAnsiTheme="minorEastAsia" w:eastAsiaTheme="minorEastAsia"/>
-          <w:sz w:val="24"/>
-        </w:rPr>
-      </w:pPr>
-      <w:r>
-        <w:object>
-          <v:shape id="_x0000_i1026" o:spt="75" type="#_x0000_t75" style="height:233.5pt;width:416pt;" o:ole="t" filled="f" o:preferrelative="t" stroked="f" coordsize="21600,21600">
             <v:path/>
             <v:fill on="f" focussize="0,0"/>
             <v:stroke on="f" joinstyle="miter"/>
@@ -4447,17 +4310,41 @@
             <w10:wrap type="none"/>
             <w10:anchorlock/>
           </v:shape>
-          <o:OLEObject Type="Embed" ProgID="Visio.Drawing.11" ShapeID="_x0000_i1026" DrawAspect="Content" ObjectID="_1468075726" r:id="rId9">
+          <o:OLEObject Type="Embed" ProgID="Visio.Drawing.11" ShapeID="_x0000_i1025" DrawAspect="Content" ObjectID="_1468075725" r:id="rId9">
             <o:LockedField>false</o:LockedField>
           </o:OLEObject>
         </w:object>
       </w:r>
-      <w:r>
-        <w:rPr>
-          <w:rFonts w:hint="eastAsia" w:asciiTheme="minorEastAsia" w:hAnsiTheme="minorEastAsia" w:eastAsiaTheme="minorEastAsia"/>
-          <w:sz w:val="24"/>
-        </w:rPr>
-        <w:t>（2）派发流程说明</w:t>
+    </w:p>
+    <w:p>
+      <w:pPr>
+        <w:spacing w:line="360" w:lineRule="auto"/>
+        <w:rPr>
+          <w:sz w:val="24"/>
+        </w:rPr>
+      </w:pPr>
+      <w:r>
+        <w:rPr>
+          <w:rFonts w:hint="eastAsia"/>
+          <w:sz w:val="24"/>
+        </w:rPr>
+        <w:t>（2）记录流程说明</w:t>
+      </w:r>
+    </w:p>
+    <w:p>
+      <w:pPr>
+        <w:spacing w:line="360" w:lineRule="auto"/>
+        <w:ind w:firstLine="480" w:firstLineChars="200"/>
+        <w:rPr>
+          <w:sz w:val="24"/>
+        </w:rPr>
+      </w:pPr>
+      <w:r>
+        <w:rPr>
+          <w:rFonts w:hint="eastAsia"/>
+          <w:sz w:val="24"/>
+        </w:rPr>
+        <w:t>用户递交——服务台值班人员对于用户递交的事件/服务请求都要创建事件/服务请求并进行记录，服务台能自行解决的事件/服务请求直接处理完毕并完成回访后即可关闭。</w:t>
       </w:r>
     </w:p>
     <w:p>
@@ -4473,63 +4360,59 @@
           <w:rFonts w:hint="eastAsia"/>
           <w:sz w:val="24"/>
         </w:rPr>
-        <w:t>派发——服务台值班人员在15分钟内对事件/服务请求进行初步判断，如果事件/服务请求不能在服务台处理结束并关闭，则确定相关技术支持并在运维管理系统上将事件/服务请求派发至二线人员处理。</w:t>
+        <w:t>监控上报——项目值班人员通过监控工具发现异常，应立即创建事件并及时对事件进行处理，事件解决完毕后，将事件信息反馈到服务台，由服务台进行回访并关闭事件。如果事件不能立即解决，则将该事件记录到服务台，进行事件派发，直至事件解决完毕，关闭事件。</w:t>
       </w:r>
     </w:p>
     <w:p>
       <w:pPr>
         <w:pStyle w:val="5"/>
-        <w:ind w:firstLine="372"/>
-      </w:pPr>
-      <w:bookmarkStart w:id="49" w:name="_Toc493519293"/>
-      <w:bookmarkStart w:id="50" w:name="_Toc471997074"/>
+        <w:rPr>
+          <w:szCs w:val="28"/>
+        </w:rPr>
+      </w:pPr>
+      <w:bookmarkStart w:id="46" w:name="_Toc493519292"/>
+      <w:bookmarkStart w:id="47" w:name="_Toc471997073"/>
+      <w:bookmarkStart w:id="48" w:name="_Toc396399767"/>
       <w:r>
         <w:rPr>
           <w:rFonts w:hint="eastAsia"/>
-        </w:rPr>
-        <w:t>7.1.3 用户回访</w:t>
-      </w:r>
-      <w:bookmarkEnd w:id="49"/>
-      <w:bookmarkEnd w:id="50"/>
-    </w:p>
-    <w:p>
-      <w:pPr>
-        <w:ind w:firstLine="425"/>
-        <w:rPr>
-          <w:sz w:val="24"/>
-        </w:rPr>
-      </w:pPr>
-      <w:r>
-        <w:rPr>
-          <w:rFonts w:hint="eastAsia"/>
-          <w:sz w:val="24"/>
-        </w:rPr>
-        <w:t>（</w:t>
-      </w:r>
-      <w:r>
-        <w:rPr>
-          <w:sz w:val="24"/>
-        </w:rPr>
-        <w:t>1</w:t>
-      </w:r>
-      <w:r>
-        <w:rPr>
-          <w:rFonts w:hint="eastAsia"/>
-          <w:sz w:val="24"/>
-        </w:rPr>
-        <w:t>）用户回访流程图</w:t>
-      </w:r>
-    </w:p>
-    <w:p>
-      <w:pPr>
-        <w:ind w:firstLine="372"/>
-        <w:rPr>
+          <w:szCs w:val="28"/>
+        </w:rPr>
+        <w:t>7.1.2事件/服务请求派发</w:t>
+      </w:r>
+      <w:bookmarkEnd w:id="46"/>
+      <w:bookmarkEnd w:id="47"/>
+      <w:bookmarkEnd w:id="48"/>
+    </w:p>
+    <w:p>
+      <w:pPr>
+        <w:spacing w:line="360" w:lineRule="auto"/>
+        <w:rPr>
+          <w:rFonts w:asciiTheme="minorEastAsia" w:hAnsiTheme="minorEastAsia" w:eastAsiaTheme="minorEastAsia"/>
+          <w:sz w:val="24"/>
+        </w:rPr>
+      </w:pPr>
+      <w:r>
+        <w:rPr>
+          <w:rFonts w:hint="eastAsia" w:asciiTheme="minorEastAsia" w:hAnsiTheme="minorEastAsia" w:eastAsiaTheme="minorEastAsia"/>
+          <w:sz w:val="24"/>
+        </w:rPr>
+        <w:t>（1）派发环节流程图</w:t>
+      </w:r>
+      <w:bookmarkStart w:id="56" w:name="_GoBack"/>
+      <w:bookmarkEnd w:id="56"/>
+    </w:p>
+    <w:p>
+      <w:pPr>
+        <w:spacing w:line="360" w:lineRule="auto"/>
+        <w:rPr>
+          <w:rFonts w:asciiTheme="minorEastAsia" w:hAnsiTheme="minorEastAsia" w:eastAsiaTheme="minorEastAsia"/>
           <w:sz w:val="24"/>
         </w:rPr>
       </w:pPr>
       <w:r>
         <w:object>
-          <v:shape id="_x0000_i1027" o:spt="75" type="#_x0000_t75" style="height:227.5pt;width:165pt;" o:ole="t" filled="f" o:preferrelative="t" stroked="f" coordsize="21600,21600">
+          <v:shape id="_x0000_i1028" o:spt="75" type="#_x0000_t75" style="height:233.5pt;width:416pt;" o:ole="t" filled="f" o:preferrelative="t" stroked="f" coordsize="21600,21600">
             <v:path/>
             <v:fill on="f" focussize="0,0"/>
             <v:stroke on="f" joinstyle="miter"/>
@@ -4538,7 +4421,98 @@
             <w10:wrap type="none"/>
             <w10:anchorlock/>
           </v:shape>
-          <o:OLEObject Type="Embed" ProgID="Visio.Drawing.11" ShapeID="_x0000_i1027" DrawAspect="Content" ObjectID="_1468075727" r:id="rId11">
+          <o:OLEObject Type="Embed" ProgID="Visio.Drawing.11" ShapeID="_x0000_i1028" DrawAspect="Content" ObjectID="_1468075726" r:id="rId11">
+            <o:LockedField>false</o:LockedField>
+          </o:OLEObject>
+        </w:object>
+      </w:r>
+      <w:r>
+        <w:rPr>
+          <w:rFonts w:hint="eastAsia" w:asciiTheme="minorEastAsia" w:hAnsiTheme="minorEastAsia" w:eastAsiaTheme="minorEastAsia"/>
+          <w:sz w:val="24"/>
+        </w:rPr>
+        <w:t>（2）派发流程说明</w:t>
+      </w:r>
+    </w:p>
+    <w:p>
+      <w:pPr>
+        <w:spacing w:line="360" w:lineRule="auto"/>
+        <w:ind w:firstLine="424" w:firstLineChars="177"/>
+        <w:rPr>
+          <w:sz w:val="24"/>
+        </w:rPr>
+      </w:pPr>
+      <w:r>
+        <w:rPr>
+          <w:rFonts w:hint="eastAsia"/>
+          <w:sz w:val="24"/>
+        </w:rPr>
+        <w:t>派发——服务台值班人员在15分钟内对事件/服务请求进行初步判断，如果事件/服务请求不能在服务台处理结束并关闭，则确定相关技术支持并在运维管理系统上将事件/服务请求派发至二线人员处理。</w:t>
+      </w:r>
+    </w:p>
+    <w:p>
+      <w:pPr>
+        <w:pStyle w:val="5"/>
+        <w:ind w:firstLine="372"/>
+      </w:pPr>
+      <w:bookmarkStart w:id="49" w:name="_Toc493519293"/>
+      <w:bookmarkStart w:id="50" w:name="_Toc471997074"/>
+      <w:r>
+        <w:rPr>
+          <w:rFonts w:hint="eastAsia"/>
+        </w:rPr>
+        <w:t>7.1.3 用户回访</w:t>
+      </w:r>
+      <w:bookmarkEnd w:id="49"/>
+      <w:bookmarkEnd w:id="50"/>
+    </w:p>
+    <w:p>
+      <w:pPr>
+        <w:ind w:firstLine="425"/>
+        <w:rPr>
+          <w:sz w:val="24"/>
+        </w:rPr>
+      </w:pPr>
+      <w:r>
+        <w:rPr>
+          <w:rFonts w:hint="eastAsia"/>
+          <w:sz w:val="24"/>
+        </w:rPr>
+        <w:t>（</w:t>
+      </w:r>
+      <w:r>
+        <w:rPr>
+          <w:sz w:val="24"/>
+        </w:rPr>
+        <w:t>1</w:t>
+      </w:r>
+      <w:r>
+        <w:rPr>
+          <w:rFonts w:hint="eastAsia"/>
+          <w:sz w:val="24"/>
+        </w:rPr>
+        <w:t>）用户回访流程图</w:t>
+      </w:r>
+    </w:p>
+    <w:p>
+      <w:pPr>
+        <w:ind w:firstLine="372"/>
+        <w:rPr>
+          <w:sz w:val="24"/>
+        </w:rPr>
+      </w:pPr>
+      <w:r>
+        <w:object>
+          <v:shape id="_x0000_i1027" o:spt="75" type="#_x0000_t75" style="height:227.5pt;width:165pt;" o:ole="t" filled="f" o:preferrelative="t" stroked="f" coordsize="21600,21600">
+            <v:path/>
+            <v:fill on="f" focussize="0,0"/>
+            <v:stroke on="f" joinstyle="miter"/>
+            <v:imagedata r:id="rId14" o:title=""/>
+            <o:lock v:ext="edit" aspectratio="t"/>
+            <w10:wrap type="none"/>
+            <w10:anchorlock/>
+          </v:shape>
+          <o:OLEObject Type="Embed" ProgID="Visio.Drawing.11" ShapeID="_x0000_i1027" DrawAspect="Content" ObjectID="_1468075727" r:id="rId13">
             <o:LockedField>false</o:LockedField>
           </o:OLEObject>
         </w:object>
@@ -4613,8 +4587,8 @@
         <w:t>由服务台人员向用户确认事件/服务请求是否解决并了解服务满意度。如用户认为事件/服务请求没能解决，则该事件/服务请求单回退到“初步判断”步骤；如解决，则服务台人员填写记录并关闭事件/服务请求单。</w:t>
       </w:r>
       <w:bookmarkStart w:id="51" w:name="_Toc396399772"/>
-      <w:bookmarkStart w:id="52" w:name="_Toc394997966"/>
-      <w:bookmarkStart w:id="53" w:name="_Toc390859478"/>
+      <w:bookmarkStart w:id="52" w:name="_Toc390859478"/>
+      <w:bookmarkStart w:id="53" w:name="_Toc394997966"/>
     </w:p>
     <w:p>
       <w:pPr>
@@ -5150,7 +5124,7 @@
       </w:pPr>
     </w:p>
     <w:sectPr>
-      <w:footerReference r:id="rId5" w:type="default"/>
+      <w:footerReference r:id="rId7" w:type="default"/>
       <w:pgSz w:w="11906" w:h="16838"/>
       <w:pgMar w:top="1440" w:right="1797" w:bottom="1440" w:left="1797" w:header="851" w:footer="992" w:gutter="0"/>
       <w:pgNumType w:fmt="decimal" w:start="1"/>
@@ -5159,6 +5133,31 @@
     </w:sectPr>
   </w:body>
 </w:document>
+</file>
+
+<file path=word/endnotes.xml><?xml version="1.0" encoding="utf-8"?>
+<w:endnotes xmlns:wpc="http://schemas.microsoft.com/office/word/2010/wordprocessingCanvas" xmlns:mc="http://schemas.openxmlformats.org/markup-compatibility/2006" xmlns:o="urn:schemas-microsoft-com:office:office" xmlns:r="http://schemas.openxmlformats.org/officeDocument/2006/relationships" xmlns:m="http://schemas.openxmlformats.org/officeDocument/2006/math" xmlns:v="urn:schemas-microsoft-com:vml" xmlns:wp14="http://schemas.microsoft.com/office/word/2010/wordprocessingDrawing" xmlns:wp="http://schemas.openxmlformats.org/drawingml/2006/wordprocessingDrawing" xmlns:w="http://schemas.openxmlformats.org/wordprocessingml/2006/main" xmlns:w14="http://schemas.microsoft.com/office/word/2010/wordml" xmlns:w15="http://schemas.microsoft.com/office/word/2012/wordml" xmlns:w10="urn:schemas-microsoft-com:office:word" xmlns:wpg="http://schemas.microsoft.com/office/word/2010/wordprocessingGroup" xmlns:wpi="http://schemas.microsoft.com/office/word/2010/wordprocessingInk" xmlns:wne="http://schemas.microsoft.com/office/word/2006/wordml" xmlns:wps="http://schemas.microsoft.com/office/word/2010/wordprocessingShape" xmlns:wpsCustomData="http://www.wps.cn/officeDocument/2013/wpsCustomData" mc:Ignorable="w14 w15 wp14">
+  <w:endnote w:type="separator" w:id="0">
+    <w:p>
+      <w:pPr>
+        <w:spacing w:line="240" w:lineRule="auto"/>
+      </w:pPr>
+      <w:r>
+        <w:separator/>
+      </w:r>
+    </w:p>
+  </w:endnote>
+  <w:endnote w:type="continuationSeparator" w:id="1">
+    <w:p>
+      <w:pPr>
+        <w:spacing w:line="240" w:lineRule="auto"/>
+      </w:pPr>
+      <w:r>
+        <w:continuationSeparator/>
+      </w:r>
+    </w:p>
+  </w:endnote>
+</w:endnotes>
 </file>
 
 <file path=word/footer1.xml><?xml version="1.0" encoding="utf-8"?>
@@ -5171,188 +5170,91 @@
       <w:rPr>
         <w:sz w:val="18"/>
       </w:rPr>
-      <mc:AlternateContent>
-        <mc:Choice Requires="wps">
-          <w:drawing>
-            <wp:anchor distT="0" distB="0" distL="114300" distR="114300" simplePos="0" relativeHeight="251658240" behindDoc="0" locked="0" layoutInCell="1" allowOverlap="1">
-              <wp:simplePos x="0" y="0"/>
-              <wp:positionH relativeFrom="margin">
-                <wp:align>center</wp:align>
-              </wp:positionH>
-              <wp:positionV relativeFrom="paragraph">
-                <wp:posOffset>0</wp:posOffset>
-              </wp:positionV>
-              <wp:extent cx="1828800" cy="1828800"/>
-              <wp:effectExtent l="0" t="0" r="0" b="0"/>
-              <wp:wrapNone/>
-              <wp:docPr id="1" name="文本框 1"/>
-              <wp:cNvGraphicFramePr/>
-              <a:graphic xmlns:a="http://schemas.openxmlformats.org/drawingml/2006/main">
-                <a:graphicData uri="http://schemas.microsoft.com/office/word/2010/wordprocessingShape">
-                  <wps:wsp>
-                    <wps:cNvSpPr txBox="1"/>
-                    <wps:spPr>
-                      <a:xfrm>
-                        <a:off x="0" y="0"/>
-                        <a:ext cx="1828800" cy="1828800"/>
-                      </a:xfrm>
-                      <a:prstGeom prst="rect">
-                        <a:avLst/>
-                      </a:prstGeom>
-                      <a:noFill/>
-                      <a:ln w="6350">
-                        <a:noFill/>
-                      </a:ln>
-                      <a:extLst>
-                        <a:ext uri="{909E8E84-426E-40DD-AFC4-6F175D3DCCD1}">
-                          <a14:hiddenFill xmlns:a14="http://schemas.microsoft.com/office/drawing/2010/main">
-                            <a:solidFill>
-                              <a:schemeClr val="lt1"/>
-                            </a:solidFill>
-                          </a14:hiddenFill>
-                        </a:ext>
-                        <a:ext uri="{91240B29-F687-4F45-9708-019B960494DF}">
-                          <a14:hiddenLine xmlns:a14="http://schemas.microsoft.com/office/drawing/2010/main" w="6350">
-                            <a:solidFill>
-                              <a:prstClr val="black"/>
-                            </a:solidFill>
-                          </a14:hiddenLine>
-                        </a:ext>
-                      </a:extLst>
-                    </wps:spPr>
-                    <wps:style>
-                      <a:lnRef idx="0">
-                        <a:schemeClr val="accent1"/>
-                      </a:lnRef>
-                      <a:fillRef idx="0">
-                        <a:schemeClr val="accent1"/>
-                      </a:fillRef>
-                      <a:effectRef idx="0">
-                        <a:schemeClr val="accent1"/>
-                      </a:effectRef>
-                      <a:fontRef idx="minor">
-                        <a:schemeClr val="dk1"/>
-                      </a:fontRef>
-                    </wps:style>
-                    <wps:txbx>
-                      <w:txbxContent>
-                        <w:p>
-                          <w:pPr>
-                            <w:pStyle w:val="11"/>
-                            <w:rPr>
-                              <w:rFonts w:hint="eastAsia" w:eastAsia="宋体"/>
-                              <w:lang w:eastAsia="zh-CN"/>
-                            </w:rPr>
-                          </w:pPr>
-                          <w:r>
-                            <w:rPr>
-                              <w:rFonts w:hint="eastAsia"/>
-                              <w:lang w:eastAsia="zh-CN"/>
-                            </w:rPr>
-                            <w:fldChar w:fldCharType="begin"/>
-                          </w:r>
-                          <w:r>
-                            <w:rPr>
-                              <w:rFonts w:hint="eastAsia"/>
-                              <w:lang w:eastAsia="zh-CN"/>
-                            </w:rPr>
-                            <w:instrText xml:space="preserve"> PAGE  \* MERGEFORMAT </w:instrText>
-                          </w:r>
-                          <w:r>
-                            <w:rPr>
-                              <w:rFonts w:hint="eastAsia"/>
-                              <w:lang w:eastAsia="zh-CN"/>
-                            </w:rPr>
-                            <w:fldChar w:fldCharType="separate"/>
-                          </w:r>
-                          <w:r>
-                            <w:rPr>
-                              <w:rFonts w:hint="eastAsia"/>
-                              <w:lang w:eastAsia="zh-CN"/>
-                            </w:rPr>
-                            <w:t>4</w:t>
-                          </w:r>
-                          <w:r>
-                            <w:rPr>
-                              <w:rFonts w:hint="eastAsia"/>
-                              <w:lang w:eastAsia="zh-CN"/>
-                            </w:rPr>
-                            <w:fldChar w:fldCharType="end"/>
-                          </w:r>
-                        </w:p>
-                      </w:txbxContent>
-                    </wps:txbx>
-                    <wps:bodyPr rot="0" spcFirstLastPara="0" vertOverflow="overflow" horzOverflow="overflow" vert="horz" wrap="none" lIns="0" tIns="0" rIns="0" bIns="0" numCol="1" spcCol="0" rtlCol="0" fromWordArt="0" anchor="t" anchorCtr="0" forceAA="0" upright="0" compatLnSpc="1">
-                      <a:spAutoFit/>
-                    </wps:bodyPr>
-                  </wps:wsp>
-                </a:graphicData>
-              </a:graphic>
-            </wp:anchor>
-          </w:drawing>
-        </mc:Choice>
-        <mc:Fallback>
-          <w:pict>
-            <v:shape id="_x0000_s1026" o:spid="_x0000_s1026" o:spt="202" type="#_x0000_t202" style="position:absolute;left:0pt;margin-top:0pt;height:144pt;width:144pt;mso-position-horizontal:center;mso-position-horizontal-relative:margin;mso-wrap-style:none;z-index:251658240;mso-width-relative:page;mso-height-relative:page;" filled="f" stroked="f" coordsize="21600,21600" o:gfxdata="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">
-              <v:fill on="f" focussize="0,0"/>
-              <v:stroke on="f" weight="0.5pt"/>
-              <v:imagedata o:title=""/>
-              <o:lock v:ext="edit" aspectratio="f"/>
-              <v:textbox inset="0mm,0mm,0mm,0mm" style="mso-fit-shape-to-text:t;">
-                <w:txbxContent>
-                  <w:p>
-                    <w:pPr>
-                      <w:pStyle w:val="11"/>
-                      <w:rPr>
-                        <w:rFonts w:hint="eastAsia" w:eastAsia="宋体"/>
-                        <w:lang w:eastAsia="zh-CN"/>
-                      </w:rPr>
-                    </w:pPr>
-                    <w:r>
-                      <w:rPr>
-                        <w:rFonts w:hint="eastAsia"/>
-                        <w:lang w:eastAsia="zh-CN"/>
-                      </w:rPr>
-                      <w:fldChar w:fldCharType="begin"/>
-                    </w:r>
-                    <w:r>
-                      <w:rPr>
-                        <w:rFonts w:hint="eastAsia"/>
-                        <w:lang w:eastAsia="zh-CN"/>
-                      </w:rPr>
-                      <w:instrText xml:space="preserve"> PAGE  \* MERGEFORMAT </w:instrText>
-                    </w:r>
-                    <w:r>
-                      <w:rPr>
-                        <w:rFonts w:hint="eastAsia"/>
-                        <w:lang w:eastAsia="zh-CN"/>
-                      </w:rPr>
-                      <w:fldChar w:fldCharType="separate"/>
-                    </w:r>
-                    <w:r>
-                      <w:rPr>
-                        <w:rFonts w:hint="eastAsia"/>
-                        <w:lang w:eastAsia="zh-CN"/>
-                      </w:rPr>
-                      <w:t>4</w:t>
-                    </w:r>
-                    <w:r>
-                      <w:rPr>
-                        <w:rFonts w:hint="eastAsia"/>
-                        <w:lang w:eastAsia="zh-CN"/>
-                      </w:rPr>
-                      <w:fldChar w:fldCharType="end"/>
-                    </w:r>
-                  </w:p>
-                </w:txbxContent>
-              </v:textbox>
-            </v:shape>
-          </w:pict>
-        </mc:Fallback>
-      </mc:AlternateContent>
+      <w:pict>
+        <v:shape id="_x0000_s2049" o:spid="_x0000_s2049" o:spt="202" type="#_x0000_t202" style="position:absolute;left:0pt;margin-top:0pt;height:144pt;width:144pt;mso-position-horizontal:center;mso-position-horizontal-relative:margin;mso-wrap-style:none;z-index:251659264;mso-width-relative:page;mso-height-relative:page;" filled="f" stroked="f" coordsize="21600,21600">
+          <v:path/>
+          <v:fill on="f" focussize="0,0"/>
+          <v:stroke on="f" joinstyle="miter"/>
+          <v:imagedata o:title=""/>
+          <o:lock v:ext="edit" aspectratio="f"/>
+          <v:textbox inset="0mm,0mm,0mm,0mm" style="mso-fit-shape-to-text:t;">
+            <w:txbxContent>
+              <w:p>
+                <w:pPr>
+                  <w:pStyle w:val="11"/>
+                  <w:rPr>
+                    <w:rFonts w:hint="eastAsia" w:eastAsia="宋体"/>
+                    <w:lang w:eastAsia="zh-CN"/>
+                  </w:rPr>
+                </w:pPr>
+                <w:r>
+                  <w:rPr>
+                    <w:rFonts w:hint="eastAsia"/>
+                    <w:lang w:eastAsia="zh-CN"/>
+                  </w:rPr>
+                  <w:fldChar w:fldCharType="begin"/>
+                </w:r>
+                <w:r>
+                  <w:rPr>
+                    <w:rFonts w:hint="eastAsia"/>
+                    <w:lang w:eastAsia="zh-CN"/>
+                  </w:rPr>
+                  <w:instrText xml:space="preserve"> PAGE  \* MERGEFORMAT </w:instrText>
+                </w:r>
+                <w:r>
+                  <w:rPr>
+                    <w:rFonts w:hint="eastAsia"/>
+                    <w:lang w:eastAsia="zh-CN"/>
+                  </w:rPr>
+                  <w:fldChar w:fldCharType="separate"/>
+                </w:r>
+                <w:r>
+                  <w:rPr>
+                    <w:rFonts w:hint="eastAsia"/>
+                    <w:lang w:eastAsia="zh-CN"/>
+                  </w:rPr>
+                  <w:t>4</w:t>
+                </w:r>
+                <w:r>
+                  <w:rPr>
+                    <w:rFonts w:hint="eastAsia"/>
+                    <w:lang w:eastAsia="zh-CN"/>
+                  </w:rPr>
+                  <w:fldChar w:fldCharType="end"/>
+                </w:r>
+              </w:p>
+            </w:txbxContent>
+          </v:textbox>
+        </v:shape>
+      </w:pict>
     </w:r>
   </w:p>
 </w:ftr>
+</file>
+
+<file path=word/footnotes.xml><?xml version="1.0" encoding="utf-8"?>
+<w:footnotes xmlns:wpc="http://schemas.microsoft.com/office/word/2010/wordprocessingCanvas" xmlns:mc="http://schemas.openxmlformats.org/markup-compatibility/2006" xmlns:o="urn:schemas-microsoft-com:office:office" xmlns:r="http://schemas.openxmlformats.org/officeDocument/2006/relationships" xmlns:m="http://schemas.openxmlformats.org/officeDocument/2006/math" xmlns:v="urn:schemas-microsoft-com:vml" xmlns:wp14="http://schemas.microsoft.com/office/word/2010/wordprocessingDrawing" xmlns:wp="http://schemas.openxmlformats.org/drawingml/2006/wordprocessingDrawing" xmlns:w="http://schemas.openxmlformats.org/wordprocessingml/2006/main" xmlns:w14="http://schemas.microsoft.com/office/word/2010/wordml" xmlns:w15="http://schemas.microsoft.com/office/word/2012/wordml" xmlns:w10="urn:schemas-microsoft-com:office:word" xmlns:wpg="http://schemas.microsoft.com/office/word/2010/wordprocessingGroup" xmlns:wpi="http://schemas.microsoft.com/office/word/2010/wordprocessingInk" xmlns:wne="http://schemas.microsoft.com/office/word/2006/wordml" xmlns:wps="http://schemas.microsoft.com/office/word/2010/wordprocessingShape" xmlns:wpsCustomData="http://www.wps.cn/officeDocument/2013/wpsCustomData" mc:Ignorable="w14 w15 wp14">
+  <w:footnote w:type="separator" w:id="0">
+    <w:p>
+      <w:pPr>
+        <w:spacing w:before="0" w:after="0" w:line="276" w:lineRule="auto"/>
+      </w:pPr>
+      <w:r>
+        <w:separator/>
+      </w:r>
+    </w:p>
+  </w:footnote>
+  <w:footnote w:type="continuationSeparator" w:id="1">
+    <w:p>
+      <w:pPr>
+        <w:spacing w:before="0" w:after="0" w:line="276" w:lineRule="auto"/>
+      </w:pPr>
+      <w:r>
+        <w:continuationSeparator/>
+      </w:r>
+    </w:p>
+  </w:footnote>
+</w:footnotes>
 </file>
 
 <file path=word/header1.xml><?xml version="1.0" encoding="utf-8"?>
@@ -5366,7 +5268,7 @@
       <w:rPr>
         <w:rFonts w:hint="eastAsia"/>
       </w:rPr>
-      <w:t>青岛九邮信息技术有限公司</w:t>
+      <w:t>南京航之舟数字科技有限公司</w:t>
     </w:r>
   </w:p>
 </w:hdr>
@@ -5383,14 +5285,14 @@
       <w:rPr>
         <w:rFonts w:hint="eastAsia"/>
       </w:rPr>
-      <w:t>青岛九邮信息技术有限公司</w:t>
+      <w:t>南京航之舟数字科技有限公司</w:t>
     </w:r>
   </w:p>
 </w:hdr>
 </file>
 
 <file path=word/numbering.xml><?xml version="1.0" encoding="utf-8"?>
-<w:numbering xmlns:wpc="http://schemas.microsoft.com/office/word/2010/wordprocessingCanvas" xmlns:mc="http://schemas.openxmlformats.org/markup-compatibility/2006" xmlns:o="urn:schemas-microsoft-com:office:office" xmlns:r="http://schemas.openxmlformats.org/officeDocument/2006/relationships" xmlns:m="http://schemas.openxmlformats.org/officeDocument/2006/math" xmlns:v="urn:schemas-microsoft-com:vml" xmlns:wp14="http://schemas.microsoft.com/office/word/2010/wordprocessingDrawing" xmlns:wp="http://schemas.openxmlformats.org/drawingml/2006/wordprocessingDrawing" xmlns:w10="urn:schemas-microsoft-com:office:word" xmlns:w="http://schemas.openxmlformats.org/wordprocessingml/2006/main" xmlns:w14="http://schemas.microsoft.com/office/word/2010/wordml" xmlns:wpg="http://schemas.microsoft.com/office/word/2010/wordprocessingGroup" xmlns:wpi="http://schemas.microsoft.com/office/word/2010/wordprocessingInk" xmlns:wne="http://schemas.microsoft.com/office/word/2006/wordml" xmlns:wps="http://schemas.microsoft.com/office/word/2010/wordprocessingShape" mc:Ignorable="w14 wp14">
+<w:numbering xmlns:wpc="http://schemas.microsoft.com/office/word/2010/wordprocessingCanvas" xmlns:mc="http://schemas.openxmlformats.org/markup-compatibility/2006" xmlns:o="urn:schemas-microsoft-com:office:office" xmlns:r="http://schemas.openxmlformats.org/officeDocument/2006/relationships" xmlns:m="http://schemas.openxmlformats.org/officeDocument/2006/math" xmlns:v="urn:schemas-microsoft-com:vml" xmlns:wp14="http://schemas.microsoft.com/office/word/2010/wordprocessingDrawing" xmlns:wp="http://schemas.openxmlformats.org/drawingml/2006/wordprocessingDrawing" xmlns:w10="urn:schemas-microsoft-com:office:word" xmlns:w="http://schemas.openxmlformats.org/wordprocessingml/2006/main" xmlns:w14="http://schemas.microsoft.com/office/word/2010/wordml" xmlns:wpg="http://schemas.microsoft.com/office/word/2010/wordprocessingGroup" xmlns:wpi="http://schemas.microsoft.com/office/word/2010/wordprocessingInk" xmlns:wne="http://schemas.microsoft.com/office/word/2006/wordml" xmlns:wps="http://schemas.microsoft.com/office/word/2010/wordprocessingShape" xmlns:wpsCustomData="http://www.wps.cn/officeDocument/2013/wpsCustomData" mc:Ignorable="w14 wp14">
   <w:abstractNum w:abstractNumId="0">
     <w:nsid w:val="39693AF4"/>
     <w:multiLevelType w:val="multilevel"/>
@@ -5906,13 +5808,14 @@
 </file>
 
 <file path=word/styles.xml><?xml version="1.0" encoding="utf-8"?>
-<w:styles xmlns:mc="http://schemas.openxmlformats.org/markup-compatibility/2006" xmlns:o="urn:schemas-microsoft-com:office:office" xmlns:r="http://schemas.openxmlformats.org/officeDocument/2006/relationships" xmlns:m="http://schemas.openxmlformats.org/officeDocument/2006/math" xmlns:v="urn:schemas-microsoft-com:vml" xmlns:w="http://schemas.openxmlformats.org/wordprocessingml/2006/main" xmlns:w14="http://schemas.microsoft.com/office/word/2010/wordml" xmlns:w10="urn:schemas-microsoft-com:office:word" xmlns:sl="http://schemas.openxmlformats.org/schemaLibrary/2006/main" mc:Ignorable="w14">
+<w:styles xmlns:mc="http://schemas.openxmlformats.org/markup-compatibility/2006" xmlns:o="urn:schemas-microsoft-com:office:office" xmlns:r="http://schemas.openxmlformats.org/officeDocument/2006/relationships" xmlns:m="http://schemas.openxmlformats.org/officeDocument/2006/math" xmlns:v="urn:schemas-microsoft-com:vml" xmlns:w="http://schemas.openxmlformats.org/wordprocessingml/2006/main" xmlns:w14="http://schemas.microsoft.com/office/word/2010/wordml" xmlns:w10="urn:schemas-microsoft-com:office:word" xmlns:sl="http://schemas.openxmlformats.org/schemaLibrary/2006/main" xmlns:wpsCustomData="http://www.wps.cn/officeDocument/2013/wpsCustomData" mc:Ignorable="w14">
   <w:docDefaults>
     <w:rPrDefault>
       <w:rPr>
-        <w:rFonts w:ascii="Calibri" w:hAnsi="Calibri" w:eastAsia="宋体" w:cs="Times New Roman"/>
+        <w:rFonts w:ascii="Times New Roman" w:hAnsi="Times New Roman" w:eastAsia="宋体" w:cs="Times New Roman"/>
       </w:rPr>
     </w:rPrDefault>
+    <w:pPrDefault/>
   </w:docDefaults>
   <w:latentStyles w:count="260" w:defQFormat="0" w:defUnhideWhenUsed="1" w:defSemiHidden="1" w:defUIPriority="99" w:defLockedState="0">
     <w:lsdException w:qFormat="1" w:unhideWhenUsed="0" w:uiPriority="0" w:semiHidden="0" w:name="Normal"/>
@@ -5994,7 +5897,7 @@
     <w:lsdException w:uiPriority="99" w:name="Date"/>
     <w:lsdException w:uiPriority="99" w:name="Body Text First Indent"/>
     <w:lsdException w:uiPriority="99" w:name="Body Text First Indent 2"/>
-    <w:lsdException w:unhideWhenUsed="0" w:uiPriority="99" w:semiHidden="0" w:name="Note Heading"/>
+    <w:lsdException w:uiPriority="99" w:name="Note Heading"/>
     <w:lsdException w:uiPriority="99" w:name="Body Text 2"/>
     <w:lsdException w:uiPriority="99" w:name="Body Text 3"/>
     <w:lsdException w:uiPriority="99" w:name="Body Text Indent 2"/>
@@ -6170,6 +6073,7 @@
     <w:uiPriority w:val="0"/>
     <w:pPr>
       <w:widowControl w:val="0"/>
+      <w:spacing w:after="200" w:line="276" w:lineRule="auto"/>
       <w:jc w:val="both"/>
     </w:pPr>
     <w:rPr>
@@ -6611,6 +6515,9 @@
     <w:semiHidden/>
     <w:qFormat/>
     <w:uiPriority w:val="99"/>
+    <w:pPr>
+      <w:spacing w:after="200" w:line="276" w:lineRule="auto"/>
+    </w:pPr>
     <w:rPr>
       <w:rFonts w:ascii="Times New Roman" w:hAnsi="Times New Roman" w:eastAsia="宋体" w:cs="Times New Roman"/>
       <w:kern w:val="2"/>
@@ -6924,10 +6831,9 @@
   <customSectProps>
     <customSectPr/>
     <customSectPr/>
-    <customSectPr/>
   </customSectProps>
   <customShpExts>
-    <customShpInfo spid="_x0000_s1026" textRotate="1"/>
+    <customShpInfo spid="_x0000_s2049"/>
   </customShpExts>
 </s:customData>
 </file>
